--- a/reactjs/shop-admin/API Documentation for online shop.docx
+++ b/reactjs/shop-admin/API Documentation for online shop.docx
@@ -3385,7 +3385,18 @@
           <w:szCs w:val="36"/>
         </w:rPr>
         <w:br/>
-        <w:t>Method: GET</w:t>
+        <w:t xml:space="preserve">Method: </w:t>
+      </w:r>
+      <w:r>
+        <w:rPr>
+          <w:rFonts w:ascii="Consolas" w:eastAsiaTheme="majorEastAsia" w:hAnsi="Consolas" w:cstheme="majorBidi"/>
+          <w:b/>
+          <w:bCs/>
+          <w:color w:val="000000" w:themeColor="text1"/>
+          <w:sz w:val="20"/>
+          <w:szCs w:val="36"/>
+        </w:rPr>
+        <w:t>POST</w:t>
       </w:r>
       <w:r>
         <w:rPr>
